--- a/Ennn-Mac/E701-1Mc.docx
+++ b/Ennn-Mac/E701-1Mc.docx
@@ -25,9 +25,20 @@
           <w:noProof/>
           <w:sz w:val="26"/>
           <w:szCs w:val="26"/>
+        </w:rPr>
+        <w:t>There is no</w:t>
+      </w:r>
+      <w:r>
+        <w:rPr>
+          <w:rFonts w:ascii="Gentium" w:hAnsi="Gentium" w:cs="Gentium"/>
+          <w:i/>
+          <w:iCs/>
+          <w:noProof/>
+          <w:sz w:val="26"/>
+          <w:szCs w:val="26"/>
           <w:lang w:val="el-GR"/>
         </w:rPr>
-        <w:t xml:space="preserve">No </w:t>
+        <w:t xml:space="preserve"> </w:t>
       </w:r>
       <w:r>
         <w:rPr>
@@ -38,7 +49,7 @@
           <w:sz w:val="26"/>
           <w:szCs w:val="26"/>
         </w:rPr>
-        <w:t>extant (ancient) manuscript in an oriental language exists for this book</w:t>
+        <w:t>extant (ancient) manuscript in an oriental language for this book</w:t>
       </w:r>
       <w:r>
         <w:rPr>
